--- a/项目介绍.docx
+++ b/项目介绍.docx
@@ -13,7 +13,7 @@
           <w:color w:val="1F3B73"/>
           <w:sz w:val="32"/>
         </w:rPr>
-        <w:t>智安查——智慧工地安全规范智能问答与风险预警助手</w:t>
+        <w:t>智安查——智慧工地安全问答与预警助手</w:t>
       </w:r>
     </w:p>
     <w:p>
